--- a/architecture-research/stage-05-counterfactual-intelligence/stage_05_technical_stack.docx
+++ b/architecture-research/stage-05-counterfactual-intelligence/stage_05_technical_stack.docx
@@ -26,7 +26,7 @@
           <w:sz w:val="22"/>
           <w:szCs w:val="22"/>
         </w:rPr>
-        <w:t xml:space="preserve">Counterfactual Decision &amp; Alternative Evaluation</w:t>
+        <w:t xml:space="preserve">Counterfactual Decision &amp; Alternative Evaluation (v1.1)</w:t>
       </w:r>
     </w:p>
     <w:p>
@@ -42,7 +42,7 @@
           <w:sz w:val="18"/>
           <w:szCs w:val="18"/>
         </w:rPr>
-        <w:t xml:space="preserve">DecisionTwin — HackPSU Fall 2026 (FNB Challenge · Nittany AI Challenge) · Architecture research deliverable · 2026-10-24</w:t>
+        <w:t xml:space="preserve">DecisionTwin — HackPSU Fall 2026 (FNB Challenge · Nittany AI Challenge) · Architecture v1.1 (post-audit) · 2026-10-24</w:t>
       </w:r>
     </w:p>
     <w:p>
@@ -51,6 +51,527 @@
         <w:spacing w:after="160" w:before="360"/>
       </w:pPr>
       <w:r>
+        <w:t xml:space="preserve">0. Version 1.1 audit revision</w:t>
+      </w:r>
+    </w:p>
+    <w:p>
+      <w:pPr>
+        <w:spacing w:after="120"/>
+      </w:pPr>
+      <w:r>
+        <w:t xml:space="preserve">This specification was revised after the six-stage architecture audit of 2026-10-24 (review: reviews/stage_05_review.md; authoritative schemas: supervisor/api_and_data_contracts.md v1.1). The table lists what changed and why; the sections below reflect v1.1.</w:t>
+      </w:r>
+    </w:p>
+    <w:tbl>
+      <w:tblPr>
+        <w:tblW w:type="dxa" w:w="9360"/>
+        <w:tblBorders>
+          <w:top w:val="single" w:color="auto" w:sz="4"/>
+          <w:left w:val="single" w:color="auto" w:sz="4"/>
+          <w:bottom w:val="single" w:color="auto" w:sz="4"/>
+          <w:right w:val="single" w:color="auto" w:sz="4"/>
+          <w:insideH w:val="single" w:color="auto" w:sz="4"/>
+          <w:insideV w:val="single" w:color="auto" w:sz="4"/>
+        </w:tblBorders>
+      </w:tblPr>
+      <w:tblGrid>
+        <w:gridCol w:w="1300"/>
+        <w:gridCol w:w="4200"/>
+        <w:gridCol w:w="3860"/>
+      </w:tblGrid>
+      <w:tr>
+        <w:trPr>
+          <w:tblHeader/>
+        </w:trPr>
+        <w:tc>
+          <w:tcPr>
+            <w:tcW w:type="dxa" w:w="1300"/>
+            <w:tcBorders>
+              <w:top w:val="single" w:color="BFBFBF" w:sz="4"/>
+              <w:left w:val="single" w:color="BFBFBF" w:sz="4"/>
+              <w:bottom w:val="single" w:color="BFBFBF" w:sz="4"/>
+              <w:right w:val="single" w:color="BFBFBF" w:sz="4"/>
+            </w:tcBorders>
+            <w:shd w:fill="DCE6F1" w:color="auto" w:val="clear"/>
+            <w:tcMar>
+              <w:top w:type="dxa" w:w="60"/>
+              <w:left w:type="dxa" w:w="100"/>
+              <w:bottom w:type="dxa" w:w="60"/>
+              <w:right w:type="dxa" w:w="100"/>
+            </w:tcMar>
+          </w:tcPr>
+          <w:p>
+            <w:pPr>
+              <w:spacing w:after="0"/>
+            </w:pPr>
+            <w:r>
+              <w:rPr>
+                <w:b/>
+                <w:bCs/>
+                <w:sz w:val="19"/>
+                <w:szCs w:val="19"/>
+              </w:rPr>
+              <w:t xml:space="preserve">Change</w:t>
+            </w:r>
+          </w:p>
+        </w:tc>
+        <w:tc>
+          <w:tcPr>
+            <w:tcW w:type="dxa" w:w="4200"/>
+            <w:tcBorders>
+              <w:top w:val="single" w:color="BFBFBF" w:sz="4"/>
+              <w:left w:val="single" w:color="BFBFBF" w:sz="4"/>
+              <w:bottom w:val="single" w:color="BFBFBF" w:sz="4"/>
+              <w:right w:val="single" w:color="BFBFBF" w:sz="4"/>
+            </w:tcBorders>
+            <w:shd w:fill="DCE6F1" w:color="auto" w:val="clear"/>
+            <w:tcMar>
+              <w:top w:type="dxa" w:w="60"/>
+              <w:left w:type="dxa" w:w="100"/>
+              <w:bottom w:type="dxa" w:w="60"/>
+              <w:right w:type="dxa" w:w="100"/>
+            </w:tcMar>
+          </w:tcPr>
+          <w:p>
+            <w:pPr>
+              <w:spacing w:after="0"/>
+            </w:pPr>
+            <w:r>
+              <w:rPr>
+                <w:b/>
+                <w:bCs/>
+                <w:sz w:val="19"/>
+                <w:szCs w:val="19"/>
+              </w:rPr>
+              <w:t xml:space="preserve">What changed</w:t>
+            </w:r>
+          </w:p>
+        </w:tc>
+        <w:tc>
+          <w:tcPr>
+            <w:tcW w:type="dxa" w:w="3860"/>
+            <w:tcBorders>
+              <w:top w:val="single" w:color="BFBFBF" w:sz="4"/>
+              <w:left w:val="single" w:color="BFBFBF" w:sz="4"/>
+              <w:bottom w:val="single" w:color="BFBFBF" w:sz="4"/>
+              <w:right w:val="single" w:color="BFBFBF" w:sz="4"/>
+            </w:tcBorders>
+            <w:shd w:fill="DCE6F1" w:color="auto" w:val="clear"/>
+            <w:tcMar>
+              <w:top w:type="dxa" w:w="60"/>
+              <w:left w:type="dxa" w:w="100"/>
+              <w:bottom w:type="dxa" w:w="60"/>
+              <w:right w:type="dxa" w:w="100"/>
+            </w:tcMar>
+          </w:tcPr>
+          <w:p>
+            <w:pPr>
+              <w:spacing w:after="0"/>
+            </w:pPr>
+            <w:r>
+              <w:rPr>
+                <w:b/>
+                <w:bCs/>
+                <w:sz w:val="19"/>
+                <w:szCs w:val="19"/>
+              </w:rPr>
+              <w:t xml:space="preserve">Why</w:t>
+            </w:r>
+          </w:p>
+        </w:tc>
+      </w:tr>
+      <w:tr>
+        <w:tc>
+          <w:tcPr>
+            <w:tcW w:type="dxa" w:w="1300"/>
+            <w:tcBorders>
+              <w:top w:val="single" w:color="BFBFBF" w:sz="4"/>
+              <w:left w:val="single" w:color="BFBFBF" w:sz="4"/>
+              <w:bottom w:val="single" w:color="BFBFBF" w:sz="4"/>
+              <w:right w:val="single" w:color="BFBFBF" w:sz="4"/>
+            </w:tcBorders>
+            <w:tcMar>
+              <w:top w:type="dxa" w:w="60"/>
+              <w:left w:type="dxa" w:w="100"/>
+              <w:bottom w:type="dxa" w:w="60"/>
+              <w:right w:type="dxa" w:w="100"/>
+            </w:tcMar>
+          </w:tcPr>
+          <w:p>
+            <w:pPr>
+              <w:spacing w:after="0"/>
+            </w:pPr>
+            <w:r>
+              <w:rPr>
+                <w:b w:val="false"/>
+                <w:bCs w:val="false"/>
+                <w:sz w:val="19"/>
+                <w:szCs w:val="19"/>
+              </w:rPr>
+              <w:t xml:space="preserve">CH-26</w:t>
+            </w:r>
+          </w:p>
+        </w:tc>
+        <w:tc>
+          <w:tcPr>
+            <w:tcW w:type="dxa" w:w="4200"/>
+            <w:tcBorders>
+              <w:top w:val="single" w:color="BFBFBF" w:sz="4"/>
+              <w:left w:val="single" w:color="BFBFBF" w:sz="4"/>
+              <w:bottom w:val="single" w:color="BFBFBF" w:sz="4"/>
+              <w:right w:val="single" w:color="BFBFBF" w:sz="4"/>
+            </w:tcBorders>
+            <w:tcMar>
+              <w:top w:type="dxa" w:w="60"/>
+              <w:left w:type="dxa" w:w="100"/>
+              <w:bottom w:type="dxa" w:w="60"/>
+              <w:right w:type="dxa" w:w="100"/>
+            </w:tcMar>
+          </w:tcPr>
+          <w:p>
+            <w:pPr>
+              <w:spacing w:after="0"/>
+            </w:pPr>
+            <w:r>
+              <w:rPr>
+                <w:b w:val="false"/>
+                <w:bCs w:val="false"/>
+                <w:sz w:val="19"/>
+                <w:szCs w:val="19"/>
+              </w:rPr>
+              <w:t xml:space="preserve">The hypothetical "1 point lower APR" option is removed; a rate-sensitivity statement replaces it (closes Q-3)</w:t>
+            </w:r>
+          </w:p>
+        </w:tc>
+        <w:tc>
+          <w:tcPr>
+            <w:tcW w:type="dxa" w:w="3860"/>
+            <w:tcBorders>
+              <w:top w:val="single" w:color="BFBFBF" w:sz="4"/>
+              <w:left w:val="single" w:color="BFBFBF" w:sz="4"/>
+              <w:bottom w:val="single" w:color="BFBFBF" w:sz="4"/>
+              <w:right w:val="single" w:color="BFBFBF" w:sz="4"/>
+            </w:tcBorders>
+            <w:tcMar>
+              <w:top w:type="dxa" w:w="60"/>
+              <w:left w:type="dxa" w:w="100"/>
+              <w:bottom w:type="dxa" w:w="60"/>
+              <w:right w:type="dxa" w:w="100"/>
+            </w:tcMar>
+          </w:tcPr>
+          <w:p>
+            <w:pPr>
+              <w:spacing w:after="0"/>
+            </w:pPr>
+            <w:r>
+              <w:rPr>
+                <w:b w:val="false"/>
+                <w:bCs w:val="false"/>
+                <w:sz w:val="19"/>
+                <w:szCs w:val="19"/>
+              </w:rPr>
+              <w:t xml:space="preserve">Presenting an unavailable rate as an option is an unsupported claim</w:t>
+            </w:r>
+          </w:p>
+        </w:tc>
+      </w:tr>
+      <w:tr>
+        <w:tc>
+          <w:tcPr>
+            <w:tcW w:type="dxa" w:w="1300"/>
+            <w:tcBorders>
+              <w:top w:val="single" w:color="BFBFBF" w:sz="4"/>
+              <w:left w:val="single" w:color="BFBFBF" w:sz="4"/>
+              <w:bottom w:val="single" w:color="BFBFBF" w:sz="4"/>
+              <w:right w:val="single" w:color="BFBFBF" w:sz="4"/>
+            </w:tcBorders>
+            <w:tcMar>
+              <w:top w:type="dxa" w:w="60"/>
+              <w:left w:type="dxa" w:w="100"/>
+              <w:bottom w:type="dxa" w:w="60"/>
+              <w:right w:type="dxa" w:w="100"/>
+            </w:tcMar>
+          </w:tcPr>
+          <w:p>
+            <w:pPr>
+              <w:spacing w:after="0"/>
+            </w:pPr>
+            <w:r>
+              <w:rPr>
+                <w:b w:val="false"/>
+                <w:bCs w:val="false"/>
+                <w:sz w:val="19"/>
+                <w:szCs w:val="19"/>
+              </w:rPr>
+              <w:t xml:space="preserve">CH-27</w:t>
+            </w:r>
+          </w:p>
+        </w:tc>
+        <w:tc>
+          <w:tcPr>
+            <w:tcW w:type="dxa" w:w="4200"/>
+            <w:tcBorders>
+              <w:top w:val="single" w:color="BFBFBF" w:sz="4"/>
+              <w:left w:val="single" w:color="BFBFBF" w:sz="4"/>
+              <w:bottom w:val="single" w:color="BFBFBF" w:sz="4"/>
+              <w:right w:val="single" w:color="BFBFBF" w:sz="4"/>
+            </w:tcBorders>
+            <w:tcMar>
+              <w:top w:type="dxa" w:w="60"/>
+              <w:left w:type="dxa" w:w="100"/>
+              <w:bottom w:type="dxa" w:w="60"/>
+              <w:right w:type="dxa" w:w="100"/>
+            </w:tcMar>
+          </w:tcPr>
+          <w:p>
+            <w:pPr>
+              <w:spacing w:after="0"/>
+            </w:pPr>
+            <w:r>
+              <w:rPr>
+                <w:b w:val="false"/>
+                <w:bCs w:val="false"/>
+                <w:sz w:val="19"/>
+                <w:szCs w:val="19"/>
+              </w:rPr>
+              <w:t xml:space="preserve">The cash-down lever moves savings after purchase, which is a Pareto objective</w:t>
+            </w:r>
+          </w:p>
+        </w:tc>
+        <w:tc>
+          <w:tcPr>
+            <w:tcW w:type="dxa" w:w="3860"/>
+            <w:tcBorders>
+              <w:top w:val="single" w:color="BFBFBF" w:sz="4"/>
+              <w:left w:val="single" w:color="BFBFBF" w:sz="4"/>
+              <w:bottom w:val="single" w:color="BFBFBF" w:sz="4"/>
+              <w:right w:val="single" w:color="BFBFBF" w:sz="4"/>
+            </w:tcBorders>
+            <w:tcMar>
+              <w:top w:type="dxa" w:w="60"/>
+              <w:left w:type="dxa" w:w="100"/>
+              <w:bottom w:type="dxa" w:w="60"/>
+              <w:right w:type="dxa" w:w="100"/>
+            </w:tcMar>
+          </w:tcPr>
+          <w:p>
+            <w:pPr>
+              <w:spacing w:after="0"/>
+            </w:pPr>
+            <w:r>
+              <w:rPr>
+                <w:b w:val="false"/>
+                <w:bCs w:val="false"/>
+                <w:sz w:val="19"/>
+                <w:szCs w:val="19"/>
+              </w:rPr>
+              <w:t xml:space="preserve">v1.0 hid the cost of draining savings</w:t>
+            </w:r>
+          </w:p>
+        </w:tc>
+      </w:tr>
+      <w:tr>
+        <w:tc>
+          <w:tcPr>
+            <w:tcW w:type="dxa" w:w="1300"/>
+            <w:tcBorders>
+              <w:top w:val="single" w:color="BFBFBF" w:sz="4"/>
+              <w:left w:val="single" w:color="BFBFBF" w:sz="4"/>
+              <w:bottom w:val="single" w:color="BFBFBF" w:sz="4"/>
+              <w:right w:val="single" w:color="BFBFBF" w:sz="4"/>
+            </w:tcBorders>
+            <w:tcMar>
+              <w:top w:type="dxa" w:w="60"/>
+              <w:left w:type="dxa" w:w="100"/>
+              <w:bottom w:type="dxa" w:w="60"/>
+              <w:right w:type="dxa" w:w="100"/>
+            </w:tcMar>
+          </w:tcPr>
+          <w:p>
+            <w:pPr>
+              <w:spacing w:after="0"/>
+            </w:pPr>
+            <w:r>
+              <w:rPr>
+                <w:b w:val="false"/>
+                <w:bCs w:val="false"/>
+                <w:sz w:val="19"/>
+                <w:szCs w:val="19"/>
+              </w:rPr>
+              <w:t xml:space="preserve">CH-28</w:t>
+            </w:r>
+          </w:p>
+        </w:tc>
+        <w:tc>
+          <w:tcPr>
+            <w:tcW w:type="dxa" w:w="4200"/>
+            <w:tcBorders>
+              <w:top w:val="single" w:color="BFBFBF" w:sz="4"/>
+              <w:left w:val="single" w:color="BFBFBF" w:sz="4"/>
+              <w:bottom w:val="single" w:color="BFBFBF" w:sz="4"/>
+              <w:right w:val="single" w:color="BFBFBF" w:sz="4"/>
+            </w:tcBorders>
+            <w:tcMar>
+              <w:top w:type="dxa" w:w="60"/>
+              <w:left w:type="dxa" w:w="100"/>
+              <w:bottom w:type="dxa" w:w="60"/>
+              <w:right w:type="dxa" w:w="100"/>
+            </w:tcMar>
+          </w:tcPr>
+          <w:p>
+            <w:pPr>
+              <w:spacing w:after="0"/>
+            </w:pPr>
+            <w:r>
+              <w:rPr>
+                <w:b w:val="false"/>
+                <w:bCs w:val="false"/>
+                <w:sz w:val="19"/>
+                <w:szCs w:val="19"/>
+              </w:rPr>
+              <w:t xml:space="preserve">Term alternatives carry the label "same rate assumed"</w:t>
+            </w:r>
+          </w:p>
+        </w:tc>
+        <w:tc>
+          <w:tcPr>
+            <w:tcW w:type="dxa" w:w="3860"/>
+            <w:tcBorders>
+              <w:top w:val="single" w:color="BFBFBF" w:sz="4"/>
+              <w:left w:val="single" w:color="BFBFBF" w:sz="4"/>
+              <w:bottom w:val="single" w:color="BFBFBF" w:sz="4"/>
+              <w:right w:val="single" w:color="BFBFBF" w:sz="4"/>
+            </w:tcBorders>
+            <w:tcMar>
+              <w:top w:type="dxa" w:w="60"/>
+              <w:left w:type="dxa" w:w="100"/>
+              <w:bottom w:type="dxa" w:w="60"/>
+              <w:right w:type="dxa" w:w="100"/>
+            </w:tcMar>
+          </w:tcPr>
+          <w:p>
+            <w:pPr>
+              <w:spacing w:after="0"/>
+            </w:pPr>
+            <w:r>
+              <w:rPr>
+                <w:b w:val="false"/>
+                <w:bCs w:val="false"/>
+                <w:sz w:val="19"/>
+                <w:szCs w:val="19"/>
+              </w:rPr>
+              <w:t xml:space="preserve">Lenders price by term; the what-if must say so</w:t>
+            </w:r>
+          </w:p>
+        </w:tc>
+      </w:tr>
+      <w:tr>
+        <w:tc>
+          <w:tcPr>
+            <w:tcW w:type="dxa" w:w="1300"/>
+            <w:tcBorders>
+              <w:top w:val="single" w:color="BFBFBF" w:sz="4"/>
+              <w:left w:val="single" w:color="BFBFBF" w:sz="4"/>
+              <w:bottom w:val="single" w:color="BFBFBF" w:sz="4"/>
+              <w:right w:val="single" w:color="BFBFBF" w:sz="4"/>
+            </w:tcBorders>
+            <w:tcMar>
+              <w:top w:type="dxa" w:w="60"/>
+              <w:left w:type="dxa" w:w="100"/>
+              <w:bottom w:type="dxa" w:w="60"/>
+              <w:right w:type="dxa" w:w="100"/>
+            </w:tcMar>
+          </w:tcPr>
+          <w:p>
+            <w:pPr>
+              <w:spacing w:after="0"/>
+            </w:pPr>
+            <w:r>
+              <w:rPr>
+                <w:b w:val="false"/>
+                <w:bCs w:val="false"/>
+                <w:sz w:val="19"/>
+                <w:szCs w:val="19"/>
+              </w:rPr>
+              <w:t xml:space="preserve">CH-29, CH-30</w:t>
+            </w:r>
+          </w:p>
+        </w:tc>
+        <w:tc>
+          <w:tcPr>
+            <w:tcW w:type="dxa" w:w="4200"/>
+            <w:tcBorders>
+              <w:top w:val="single" w:color="BFBFBF" w:sz="4"/>
+              <w:left w:val="single" w:color="BFBFBF" w:sz="4"/>
+              <w:bottom w:val="single" w:color="BFBFBF" w:sz="4"/>
+              <w:right w:val="single" w:color="BFBFBF" w:sz="4"/>
+            </w:tcBorders>
+            <w:tcMar>
+              <w:top w:type="dxa" w:w="60"/>
+              <w:left w:type="dxa" w:w="100"/>
+              <w:bottom w:type="dxa" w:w="60"/>
+              <w:right w:type="dxa" w:w="100"/>
+            </w:tcMar>
+          </w:tcPr>
+          <w:p>
+            <w:pPr>
+              <w:spacing w:after="0"/>
+            </w:pPr>
+            <w:r>
+              <w:rPr>
+                <w:b w:val="false"/>
+                <w:bCs w:val="false"/>
+                <w:sz w:val="19"/>
+                <w:szCs w:val="19"/>
+              </w:rPr>
+              <w:t xml:space="preserve">Price and delay levers deferred; competing offers only as full verified offers</w:t>
+            </w:r>
+          </w:p>
+        </w:tc>
+        <w:tc>
+          <w:tcPr>
+            <w:tcW w:type="dxa" w:w="3860"/>
+            <w:tcBorders>
+              <w:top w:val="single" w:color="BFBFBF" w:sz="4"/>
+              <w:left w:val="single" w:color="BFBFBF" w:sz="4"/>
+              <w:bottom w:val="single" w:color="BFBFBF" w:sz="4"/>
+              <w:right w:val="single" w:color="BFBFBF" w:sz="4"/>
+            </w:tcBorders>
+            <w:tcMar>
+              <w:top w:type="dxa" w:w="60"/>
+              <w:left w:type="dxa" w:w="100"/>
+              <w:bottom w:type="dxa" w:w="60"/>
+              <w:right w:type="dxa" w:w="100"/>
+            </w:tcMar>
+          </w:tcPr>
+          <w:p>
+            <w:pPr>
+              <w:spacing w:after="0"/>
+            </w:pPr>
+            <w:r>
+              <w:rPr>
+                <w:b w:val="false"/>
+                <w:bCs w:val="false"/>
+                <w:sz w:val="19"/>
+                <w:szCs w:val="19"/>
+              </w:rPr>
+              <w:t xml:space="preserve">Underspecified levers; swapping only the APR ignored fees and terms</w:t>
+            </w:r>
+          </w:p>
+        </w:tc>
+      </w:tr>
+    </w:tbl>
+    <w:p>
+      <w:pPr>
+        <w:spacing w:after="120"/>
+      </w:pPr>
+    </w:p>
+    <w:p>
+      <w:pPr>
+        <w:pStyle w:val="Heading1"/>
+        <w:spacing w:after="160" w:before="360"/>
+      </w:pPr>
+      <w:r>
         <w:t xml:space="preserve">1. Stage overview</w:t>
       </w:r>
     </w:p>
@@ -59,7 +580,7 @@
         <w:spacing w:after="120"/>
       </w:pPr>
       <w:r>
-        <w:t xml:space="preserve">Stage 5 enumerates alternative versions of the decision — different down payment, term, principal, competing APRs, add-ons removed, delayed purchase — evaluates each with the same engine and scenario catalog, filters dominated options by Pareto dominance, and ranks which lever matters most for this user. It presents trade-offs and the feasibility of the user's own constraints; it never selects a single best option and never makes causal claims.</w:t>
+        <w:t xml:space="preserve">Stage 5 evaluates user-actionable alternatives: more cash down (bounded by savings when the down payment comes from savings), a different term (labeled "same rate assumed"), removing optional add-ons, and verified competing offers. Each runs through the same engine and scenario catalog. Non-dominated options are kept over four objectives (finance charge, monthly leftover after, savings after purchase, break-even), and the stage reports which lever matters most plus a rate-sensitivity statement. It never selects a best option, never shows a rate that isn't from a verified offer, and makes no causal claims.</w:t>
       </w:r>
     </w:p>
     <w:p>
@@ -248,7 +769,7 @@
                 <w:sz w:val="19"/>
                 <w:szCs w:val="19"/>
               </w:rPr>
-              <w:t xml:space="preserve">Cartesian product of discrete lever domains with feasibility filters</w:t>
+              <w:t xml:space="preserve">Grid over MVP levers with feasibility filters (≤ 32 per offer)</w:t>
             </w:r>
           </w:p>
         </w:tc>
@@ -279,7 +800,7 @@
                 <w:sz w:val="19"/>
                 <w:szCs w:val="19"/>
               </w:rPr>
-              <w:t xml:space="preserve">Small, transparent search space (≤ 200 by default)</w:t>
+              <w:t xml:space="preserve">Small and transparent</w:t>
             </w:r>
           </w:p>
         </w:tc>
@@ -343,7 +864,7 @@
                 <w:sz w:val="19"/>
                 <w:szCs w:val="19"/>
               </w:rPr>
-              <w:t xml:space="preserve">Stage 3 compute + Stage 4 run_catalog per alternative</w:t>
+              <w:t xml:space="preserve">engine.compute (F00, F13, F14) + scenarios.run_catalog (with offer)</w:t>
             </w:r>
           </w:p>
         </w:tc>
@@ -438,7 +959,7 @@
                 <w:sz w:val="19"/>
                 <w:szCs w:val="19"/>
               </w:rPr>
-              <w:t xml:space="preserve">Pareto dominance over three objectives</w:t>
+              <w:t xml:space="preserve">Pareto dominance over four objectives</w:t>
             </w:r>
           </w:p>
         </w:tc>
@@ -469,7 +990,7 @@
                 <w:sz w:val="19"/>
                 <w:szCs w:val="19"/>
               </w:rPr>
-              <w:t xml:space="preserve">Preference-free; no utility weights assumed</w:t>
+              <w:t xml:space="preserve">Preference-free; savings cost visible</w:t>
             </w:r>
           </w:p>
         </w:tc>
@@ -502,7 +1023,7 @@
                 <w:sz w:val="19"/>
                 <w:szCs w:val="19"/>
               </w:rPr>
-              <w:t xml:space="preserve">Lever ranking</w:t>
+              <w:t xml:space="preserve">Lever ranking and rate sensitivity</w:t>
             </w:r>
           </w:p>
         </w:tc>
@@ -533,7 +1054,7 @@
                 <w:sz w:val="19"/>
                 <w:szCs w:val="19"/>
               </w:rPr>
-              <w:t xml:space="preserve">One-at-a-time normalized effect</w:t>
+              <w:t xml:space="preserve">One-at-a-time effect; ±1 point calculation stated as sensitivity</w:t>
             </w:r>
           </w:p>
         </w:tc>
@@ -564,7 +1085,7 @@
                 <w:sz w:val="19"/>
                 <w:szCs w:val="19"/>
               </w:rPr>
-              <w:t xml:space="preserve">Explains which change matters most</w:t>
+              <w:t xml:space="preserve">Explains what matters without inventing offers</w:t>
             </w:r>
           </w:p>
         </w:tc>
@@ -966,7 +1487,7 @@
         <w:spacing w:after="60"/>
       </w:pPr>
       <w:r>
-        <w:t xml:space="preserve">Lever domains from levers.yaml with user overrides: down payment increments bounded by savings minus a reserve floor; terms 36/48/60/72; principal −0/−5/−10%; APR of other offers (plus an optional clearly hypothetical lower rate, decision Q-3); add-ons keep/remove; delay 0/3/6 months.</w:t>
+        <w:t xml:space="preserve">Cash down delta in {0, +500, +1,000, +2,000}, bounded by savings when the source is savings; recomputes the principal and F13.</w:t>
       </w:r>
     </w:p>
     <w:p>
@@ -979,7 +1500,7 @@
         <w:spacing w:after="60"/>
       </w:pPr>
       <w:r>
-        <w:t xml:space="preserve">Feasibility against user constraints (max payment, minimum reserve months, max term, keep add-on); infeasible options kept with reasons.</w:t>
+        <w:t xml:space="preserve">Term in {36, 48, 60, 72} with assumption flag same_rate_assumed.</w:t>
       </w:r>
     </w:p>
     <w:p>
@@ -992,7 +1513,7 @@
         <w:spacing w:after="60"/>
       </w:pPr>
       <w:r>
-        <w:t xml:space="preserve">Pareto set over total interest (min), monthly residual after (max), break-even income drop (max); stable display ordering.</w:t>
+        <w:t xml:space="preserve">Remove add-ons only where the add-on is marked optional in the document or by the user.</w:t>
       </w:r>
     </w:p>
     <w:p>
@@ -1005,33 +1526,7 @@
         <w:spacing w:after="60"/>
       </w:pPr>
       <w:r>
-        <w:t xml:space="preserve">Consistency: the all-base alternative must reproduce the baseline byte for byte; monotonic expectations tested.</w:t>
-      </w:r>
-    </w:p>
-    <w:p>
-      <w:pPr>
-        <w:pStyle w:val="Heading1"/>
-        <w:spacing w:after="160" w:before="360"/>
-      </w:pPr>
-      <w:r>
-        <w:t xml:space="preserve">7. Data architecture</w:t>
-      </w:r>
-    </w:p>
-    <w:p>
-      <w:pPr>
-        <w:spacing w:after="120"/>
-      </w:pPr>
-      <w:r>
-        <w:t xml:space="preserve">CounterfactualResult with alternatives (lever values, metrics, deltas vs base, feasibility), pareto_set ids, objectives, sensitivity ranking and notes; TradeOffFact records for Stage 6. Stored in the DecisionReport.</w:t>
-      </w:r>
-    </w:p>
-    <w:p>
-      <w:pPr>
-        <w:pStyle w:val="Heading1"/>
-        <w:spacing w:after="160" w:before="360"/>
-      </w:pPr>
-      <w:r>
-        <w:t xml:space="preserve">8. Interface dependencies</w:t>
+        <w:t xml:space="preserve">Competing offers enter only as complete verified LoanOffers.</w:t>
       </w:r>
     </w:p>
     <w:p>
@@ -1044,7 +1539,7 @@
         <w:spacing w:after="60"/>
       </w:pPr>
       <w:r>
-        <w:t xml:space="preserve">Stage 3 and Stage 4 as pure function calls with the same inputs.</w:t>
+        <w:t xml:space="preserve">Constraints: maximum payment, minimum reserve after purchase, maximum term, keep add-on; infeasible options are kept with reasons.</w:t>
       </w:r>
     </w:p>
     <w:p>
@@ -1057,7 +1552,72 @@
         <w:spacing w:after="60"/>
       </w:pPr>
       <w:r>
-        <w:t xml:space="preserve">Stage 6: Pareto scatter, trade-off statements, constraint inputs; narration restricted to numbers present in the result.</w:t>
+        <w:t xml:space="preserve">Base alternative must reproduce the baseline byte for byte; monotonicity tests across term and cash down.</w:t>
+      </w:r>
+    </w:p>
+    <w:p>
+      <w:pPr>
+        <w:pStyle w:val="Heading1"/>
+        <w:spacing w:after="160" w:before="360"/>
+      </w:pPr>
+      <w:r>
+        <w:t xml:space="preserve">7. Data architecture</w:t>
+      </w:r>
+    </w:p>
+    <w:p>
+      <w:pPr>
+        <w:spacing w:after="120"/>
+      </w:pPr>
+      <w:r>
+        <w:t xml:space="preserve">CounterfactualResult v1.1: MVP lever domains, deferred levers, alternatives (lever values, assumption flags, metrics, deltas vs base including savings after purchase, feasibility), Pareto set, four objectives, rate sensitivity and lever ranking, plus structured trade-off claims for Stage 6.</w:t>
+      </w:r>
+    </w:p>
+    <w:p>
+      <w:pPr>
+        <w:pStyle w:val="Heading1"/>
+        <w:spacing w:after="160" w:before="360"/>
+      </w:pPr>
+      <w:r>
+        <w:t xml:space="preserve">8. Interface dependencies</w:t>
+      </w:r>
+    </w:p>
+    <w:p>
+      <w:pPr>
+        <w:pStyle w:val="ListParagraph"/>
+        <w:numPr>
+          <w:ilvl w:val="0"/>
+          <w:numId w:val="2"/>
+        </w:numPr>
+        <w:spacing w:after="60"/>
+      </w:pPr>
+      <w:r>
+        <w:t xml:space="preserve">Stage 3: F00, F01, F13 and F14 per alternative.</w:t>
+      </w:r>
+    </w:p>
+    <w:p>
+      <w:pPr>
+        <w:pStyle w:val="ListParagraph"/>
+        <w:numPr>
+          <w:ilvl w:val="0"/>
+          <w:numId w:val="2"/>
+        </w:numPr>
+        <w:spacing w:after="60"/>
+      </w:pPr>
+      <w:r>
+        <w:t xml:space="preserve">Stage 4: identical catalog and assumption ids; with-offer runs from each alternative’s F13.</w:t>
+      </w:r>
+    </w:p>
+    <w:p>
+      <w:pPr>
+        <w:pStyle w:val="ListParagraph"/>
+        <w:numPr>
+          <w:ilvl w:val="0"/>
+          <w:numId w:val="2"/>
+        </w:numPr>
+        <w:spacing w:after="60"/>
+      </w:pPr>
+      <w:r>
+        <w:t xml:space="preserve">Stage 6: shows assumption flags verbatim and never calls an option better or best.</w:t>
       </w:r>
     </w:p>
     <w:p>
@@ -1249,7 +1809,7 @@
                 <w:sz w:val="19"/>
                 <w:szCs w:val="19"/>
               </w:rPr>
-              <w:t xml:space="preserve">Constrained optimization with weighted objective</w:t>
+              <w:t xml:space="preserve">Full v1.0 lever set (incl. hypothetical rate, price, delay)</w:t>
             </w:r>
           </w:p>
         </w:tc>
@@ -1280,7 +1840,7 @@
                 <w:sz w:val="19"/>
                 <w:szCs w:val="19"/>
               </w:rPr>
-              <w:t xml:space="preserve">3.35</w:t>
+              <w:t xml:space="preserve">—</w:t>
             </w:r>
           </w:p>
         </w:tc>
@@ -1311,7 +1871,7 @@
                 <w:sz w:val="19"/>
                 <w:szCs w:val="19"/>
               </w:rPr>
-              <w:t xml:space="preserve">Requires preference weights; opaque; overkill for a tiny discrete space</w:t>
+              <w:t xml:space="preserve">Infeasible or underspecified alternatives (audit)</w:t>
             </w:r>
           </w:p>
         </w:tc>
@@ -1344,7 +1904,7 @@
                 <w:sz w:val="19"/>
                 <w:szCs w:val="19"/>
               </w:rPr>
-              <w:t xml:space="preserve">Decision-tree enumeration with heuristics</w:t>
+              <w:t xml:space="preserve">Constrained optimization with weighted objective</w:t>
             </w:r>
           </w:p>
         </w:tc>
@@ -1375,7 +1935,7 @@
                 <w:sz w:val="19"/>
                 <w:szCs w:val="19"/>
               </w:rPr>
-              <w:t xml:space="preserve">3.80</w:t>
+              <w:t xml:space="preserve">3.35</w:t>
             </w:r>
           </w:p>
         </w:tc>
@@ -1406,7 +1966,7 @@
                 <w:sz w:val="19"/>
                 <w:szCs w:val="19"/>
               </w:rPr>
-              <w:t xml:space="preserve">Encodes designer preferences; brittle</w:t>
+              <w:t xml:space="preserve">Requires preference weights; opaque</w:t>
             </w:r>
           </w:p>
         </w:tc>
@@ -1439,7 +1999,7 @@
                 <w:sz w:val="19"/>
                 <w:szCs w:val="19"/>
               </w:rPr>
-              <w:t xml:space="preserve">LLM-proposed alternatives</w:t>
+              <w:t xml:space="preserve">Decision-tree heuristics</w:t>
             </w:r>
           </w:p>
         </w:tc>
@@ -1470,7 +2030,7 @@
                 <w:sz w:val="19"/>
                 <w:szCs w:val="19"/>
               </w:rPr>
-              <w:t xml:space="preserve">2.70</w:t>
+              <w:t xml:space="preserve">3.80</w:t>
             </w:r>
           </w:p>
         </w:tc>
@@ -1501,7 +2061,7 @@
                 <w:sz w:val="19"/>
                 <w:szCs w:val="19"/>
               </w:rPr>
-              <w:t xml:space="preserve">Unverifiable; may propose infeasible or mispriced options</w:t>
+              <w:t xml:space="preserve">Encodes designer preferences</w:t>
             </w:r>
           </w:p>
         </w:tc>
@@ -1534,7 +2094,102 @@
                 <w:sz w:val="19"/>
                 <w:szCs w:val="19"/>
               </w:rPr>
-              <w:t xml:space="preserve">Exhaustive grid + Pareto + sensitivity (selected)</w:t>
+              <w:t xml:space="preserve">LLM-proposed alternatives</w:t>
+            </w:r>
+          </w:p>
+        </w:tc>
+        <w:tc>
+          <w:tcPr>
+            <w:tcW w:type="dxa" w:w="1600"/>
+            <w:tcBorders>
+              <w:top w:val="single" w:color="BFBFBF" w:sz="4"/>
+              <w:left w:val="single" w:color="BFBFBF" w:sz="4"/>
+              <w:bottom w:val="single" w:color="BFBFBF" w:sz="4"/>
+              <w:right w:val="single" w:color="BFBFBF" w:sz="4"/>
+            </w:tcBorders>
+            <w:tcMar>
+              <w:top w:type="dxa" w:w="60"/>
+              <w:left w:type="dxa" w:w="100"/>
+              <w:bottom w:type="dxa" w:w="60"/>
+              <w:right w:type="dxa" w:w="100"/>
+            </w:tcMar>
+          </w:tcPr>
+          <w:p>
+            <w:pPr>
+              <w:spacing w:after="0"/>
+            </w:pPr>
+            <w:r>
+              <w:rPr>
+                <w:b w:val="false"/>
+                <w:bCs w:val="false"/>
+                <w:sz w:val="19"/>
+                <w:szCs w:val="19"/>
+              </w:rPr>
+              <w:t xml:space="preserve">2.70</w:t>
+            </w:r>
+          </w:p>
+        </w:tc>
+        <w:tc>
+          <w:tcPr>
+            <w:tcW w:type="dxa" w:w="4960"/>
+            <w:tcBorders>
+              <w:top w:val="single" w:color="BFBFBF" w:sz="4"/>
+              <w:left w:val="single" w:color="BFBFBF" w:sz="4"/>
+              <w:bottom w:val="single" w:color="BFBFBF" w:sz="4"/>
+              <w:right w:val="single" w:color="BFBFBF" w:sz="4"/>
+            </w:tcBorders>
+            <w:tcMar>
+              <w:top w:type="dxa" w:w="60"/>
+              <w:left w:type="dxa" w:w="100"/>
+              <w:bottom w:type="dxa" w:w="60"/>
+              <w:right w:type="dxa" w:w="100"/>
+            </w:tcMar>
+          </w:tcPr>
+          <w:p>
+            <w:pPr>
+              <w:spacing w:after="0"/>
+            </w:pPr>
+            <w:r>
+              <w:rPr>
+                <w:b w:val="false"/>
+                <w:bCs w:val="false"/>
+                <w:sz w:val="19"/>
+                <w:szCs w:val="19"/>
+              </w:rPr>
+              <w:t xml:space="preserve">Unverifiable</w:t>
+            </w:r>
+          </w:p>
+        </w:tc>
+      </w:tr>
+      <w:tr>
+        <w:tc>
+          <w:tcPr>
+            <w:tcW w:type="dxa" w:w="2800"/>
+            <w:tcBorders>
+              <w:top w:val="single" w:color="BFBFBF" w:sz="4"/>
+              <w:left w:val="single" w:color="BFBFBF" w:sz="4"/>
+              <w:bottom w:val="single" w:color="BFBFBF" w:sz="4"/>
+              <w:right w:val="single" w:color="BFBFBF" w:sz="4"/>
+            </w:tcBorders>
+            <w:tcMar>
+              <w:top w:type="dxa" w:w="60"/>
+              <w:left w:type="dxa" w:w="100"/>
+              <w:bottom w:type="dxa" w:w="60"/>
+              <w:right w:type="dxa" w:w="100"/>
+            </w:tcMar>
+          </w:tcPr>
+          <w:p>
+            <w:pPr>
+              <w:spacing w:after="0"/>
+            </w:pPr>
+            <w:r>
+              <w:rPr>
+                <w:b w:val="false"/>
+                <w:bCs w:val="false"/>
+                <w:sz w:val="19"/>
+                <w:szCs w:val="19"/>
+              </w:rPr>
+              <w:t xml:space="preserve">Actionable-lever grid + Pareto + rate sensitivity (selected, v1.1)</w:t>
             </w:r>
           </w:p>
         </w:tc>
@@ -1990,7 +2645,7 @@
                 <w:sz w:val="19"/>
                 <w:szCs w:val="19"/>
               </w:rPr>
-              <w:t xml:space="preserve">Levers, grid, evaluation, Pareto, base-reproduction test</w:t>
+              <w:t xml:space="preserve">Levers, grid, evaluation, Pareto (4 objectives), base reproduction</w:t>
             </w:r>
           </w:p>
         </w:tc>
@@ -2052,7 +2707,7 @@
                 <w:sz w:val="19"/>
                 <w:szCs w:val="19"/>
               </w:rPr>
-              <w:t xml:space="preserve">Alternatives screen with Pareto scatter</w:t>
+              <w:t xml:space="preserve">Alternatives screen</w:t>
             </w:r>
           </w:p>
         </w:tc>
@@ -2085,7 +2740,7 @@
                 <w:sz w:val="19"/>
                 <w:szCs w:val="19"/>
               </w:rPr>
-              <w:t xml:space="preserve">Lever sensitivity ranking; user constraints</w:t>
+              <w:t xml:space="preserve">Rate sensitivity, lever ranking, constraints, label tests</w:t>
             </w:r>
           </w:p>
         </w:tc>
@@ -2147,7 +2802,7 @@
                 <w:sz w:val="19"/>
                 <w:szCs w:val="19"/>
               </w:rPr>
-              <w:t xml:space="preserve">Acceptance test A-11 green</w:t>
+              <w:t xml:space="preserve">A-11r, A-36 to A-39 green</w:t>
             </w:r>
           </w:p>
         </w:tc>
@@ -2180,7 +2835,7 @@
                 <w:sz w:val="19"/>
                 <w:szCs w:val="19"/>
               </w:rPr>
-              <w:t xml:space="preserve">Delay and principal levers; interactive overrides</w:t>
+              <w:t xml:space="preserve">Price and delay levers (with required inputs)</w:t>
             </w:r>
           </w:p>
         </w:tc>
@@ -2211,7 +2866,7 @@
                 <w:sz w:val="19"/>
                 <w:szCs w:val="19"/>
               </w:rPr>
-              <w:t xml:space="preserve">after CP3 if time</w:t>
+              <w:t xml:space="preserve">post-MVP</w:t>
             </w:r>
           </w:p>
         </w:tc>
@@ -2242,7 +2897,7 @@
                 <w:sz w:val="19"/>
                 <w:szCs w:val="19"/>
               </w:rPr>
-              <w:t xml:space="preserve">Enhanced scope</w:t>
+              <w:t xml:space="preserve">Deferred</w:t>
             </w:r>
           </w:p>
         </w:tc>
@@ -2272,7 +2927,7 @@
         <w:spacing w:after="60"/>
       </w:pPr>
       <w:r>
-        <w:t xml:space="preserve">Base reproduction byte-equal.</w:t>
+        <w:t xml:space="preserve">Base reproduction and monotonicity (A-11r).</w:t>
       </w:r>
     </w:p>
     <w:p>
@@ -2285,7 +2940,7 @@
         <w:spacing w:after="60"/>
       </w:pPr>
       <w:r>
-        <w:t xml:space="preserve">Pareto correctness on a hand-built six-point set.</w:t>
+        <w:t xml:space="preserve">+$2,000 down lowers the payment and lowers savings after purchase by $2,000, both visible (A-36).</w:t>
       </w:r>
     </w:p>
     <w:p>
@@ -2298,20 +2953,7 @@
         <w:spacing w:after="60"/>
       </w:pPr>
       <w:r>
-        <w:t xml:space="preserve">Monotonicity suite across terms and down payments.</w:t>
-      </w:r>
-    </w:p>
-    <w:p>
-      <w:pPr>
-        <w:pStyle w:val="ListParagraph"/>
-        <w:numPr>
-          <w:ilvl w:val="0"/>
-          <w:numId w:val="2"/>
-        </w:numPr>
-        <w:spacing w:after="60"/>
-      </w:pPr>
-      <w:r>
-        <w:t xml:space="preserve">Determinism golden file and performance test.</w:t>
+        <w:t xml:space="preserve">No APR outside verified offers (A-37); every term alternative labeled (A-38); required add-ons never removed (A-39).</w:t>
       </w:r>
     </w:p>
     <w:p>
@@ -2328,7 +2970,7 @@
         <w:spacing w:after="120"/>
       </w:pPr>
       <w:r>
-        <w:t xml:space="preserve">Implement the grid-and-Pareto approach after the scenario layer is stable; four levers are enough for the demo. Keep the language precise: these are what-if evaluations under the model's assumptions, not causal estimates and not a recommendation.</w:t>
+        <w:t xml:space="preserve">Implement the actionable-lever grid after scenarios are stable; four levers are enough for the demo. Use precise language: these are what-if calculations under stated assumptions. They are not causal estimates, not available offers unless verified, and not recommendations.</w:t>
       </w:r>
     </w:p>
     <w:sectPr>
